--- a/en/wisdom-stories/why-wait.docx
+++ b/en/wisdom-stories/why-wait.docx
@@ -40,7 +40,7 @@
         <w:rPr>
           <w:lang/>
         </w:rPr>
-        <w:t>“Imagine that today is the last day of the world. By this time tomorrow, everything will be over, and there is no way to escape it. How would you spend the time you have left?”</w:t>
+        <w:t>“Imagine that the world will end tomorrow. By this time tomorrow, everything will be over, and there is no way to escape it. How would you spend the time you have left?”</w:t>
       </w:r>
     </w:p>
     <w:p>
@@ -118,7 +118,7 @@
         <w:rPr>
           <w:lang/>
         </w:rPr>
-        <w:t>“I would enjoy my favourite foods one last time.”</w:t>
+        <w:t xml:space="preserve">“I would enjoy my favorite foods one last time.”</w:t>
       </w:r>
     </w:p>
     <w:p>
@@ -183,7 +183,7 @@
         <w:rPr>
           <w:lang/>
         </w:rPr>
-        <w:t>“I would cook my favourite meal and gather everyone I love around the table.”</w:t>
+        <w:t xml:space="preserve">“I would cook my favorite meal and gather everyone I love around the table.”</w:t>
       </w:r>
     </w:p>
     <w:p>
@@ -209,7 +209,7 @@
         <w:rPr>
           <w:lang/>
         </w:rPr>
-        <w:t>“I would find the people I had hurt, apologise and ask for their forgiveness.”</w:t>
+        <w:t xml:space="preserve">“I would find the people I had hurt, apologize and ask for their forgiveness.”</w:t>
       </w:r>
     </w:p>
     <w:p>
@@ -222,7 +222,7 @@
         <w:rPr>
           <w:lang/>
         </w:rPr>
-        <w:t>The lecturer writes every answer on the board. Then, smiling, asks:</w:t>
+        <w:t>The lecturer writes every answer on the board, then asks with a smile:</w:t>
       </w:r>
     </w:p>
     <w:p>
@@ -235,7 +235,7 @@
         <w:rPr>
           <w:lang/>
         </w:rPr>
-        <w:t>“So why are you waiting until the last day of the world to do these things?”</w:t>
+        <w:t>“So why wait until the world is about to end to do these things?”</w:t>
       </w:r>
     </w:p>
     <w:p>
@@ -250,7 +250,7 @@
           <w:bCs/>
           <w:lang/>
         </w:rPr>
-        <w:t>Moral: Do not leave what matters most until your final day. Express your love, apologise, make time for those you cherish and enjoy life’s simple pleasures today.</w:t>
+        <w:t xml:space="preserve">Moral: Do not leave what matters most until your final day. Express your love, apologize, make time for those you cherish and enjoy life’s simple pleasures today.</w:t>
       </w:r>
     </w:p>
     <w:p>
